--- a/MasterBigDataUNIR/IngenieriaProcesadoDatos/actividades/actividad1_individual_15052026/actividad_1/vidama04act1.docx
+++ b/MasterBigDataUNIR/IngenieriaProcesadoDatos/actividades/actividad1_individual_15052026/actividad_1/vidama04act1.docx
@@ -28,13 +28,8 @@
         <w:t xml:space="preserve"> </w:t>
       </w:r>
       <w:r>
-        <w:t xml:space="preserve">Pipeline de procesamiento de datos con HDFS y </w:t>
-      </w:r>
-      <w:proofErr w:type="spellStart"/>
-      <w:r>
-        <w:t>Spark</w:t>
-      </w:r>
-      <w:proofErr w:type="spellEnd"/>
+        <w:t>Pipeline de procesamiento de datos con HDFS y Spark</w:t>
+      </w:r>
     </w:p>
     <w:p>
       <w:pPr>
@@ -98,15 +93,7 @@
         <w:t>eoría acerca del manejo de HDFS y</w:t>
       </w:r>
       <w:r>
-        <w:t xml:space="preserve"> Apache </w:t>
-      </w:r>
-      <w:proofErr w:type="spellStart"/>
-      <w:r>
-        <w:t>Spark</w:t>
-      </w:r>
-      <w:proofErr w:type="spellEnd"/>
-      <w:r>
-        <w:t>. Completará</w:t>
+        <w:t xml:space="preserve"> Apache Spark. Completará</w:t>
       </w:r>
       <w:r>
         <w:t>n</w:t>
@@ -237,13 +224,13 @@
     </w:p>
     <w:p>
       <w:pPr>
-        <w:pStyle w:val="Prrafodelista"/>
+        <w:pStyle w:val="ListParagraph"/>
         <w:ind w:left="360"/>
       </w:pPr>
     </w:p>
     <w:p>
       <w:pPr>
-        <w:pStyle w:val="Prrafodelista"/>
+        <w:pStyle w:val="ListParagraph"/>
         <w:numPr>
           <w:ilvl w:val="0"/>
           <w:numId w:val="10"/>
@@ -287,19 +274,9 @@
       <w:r>
         <w:t xml:space="preserve">en </w:t>
       </w:r>
-      <w:proofErr w:type="spellStart"/>
-      <w:r>
-        <w:t>Jupyter</w:t>
-      </w:r>
-      <w:proofErr w:type="spellEnd"/>
-      <w:r>
-        <w:t xml:space="preserve"> </w:t>
-      </w:r>
-      <w:proofErr w:type="spellStart"/>
-      <w:r>
-        <w:t>Lab</w:t>
-      </w:r>
-      <w:proofErr w:type="spellEnd"/>
+      <w:r>
+        <w:t>Jupyter Lab</w:t>
+      </w:r>
       <w:r>
         <w:t>, el alumno deberá</w:t>
       </w:r>
@@ -312,7 +289,7 @@
     </w:p>
     <w:p>
       <w:pPr>
-        <w:pStyle w:val="Prrafodelista"/>
+        <w:pStyle w:val="ListParagraph"/>
         <w:ind w:left="360"/>
       </w:pPr>
       <w:r>
@@ -372,13 +349,13 @@
     </w:p>
     <w:p>
       <w:pPr>
-        <w:pStyle w:val="Prrafodelista"/>
+        <w:pStyle w:val="ListParagraph"/>
         <w:ind w:left="360"/>
       </w:pPr>
     </w:p>
     <w:p>
       <w:pPr>
-        <w:pStyle w:val="Prrafodelista"/>
+        <w:pStyle w:val="ListParagraph"/>
         <w:numPr>
           <w:ilvl w:val="0"/>
           <w:numId w:val="12"/>
@@ -413,15 +390,7 @@
         <w:t xml:space="preserve">llamada </w:t>
       </w:r>
       <w:r>
-        <w:t>&lt;</w:t>
-      </w:r>
-      <w:proofErr w:type="spellStart"/>
-      <w:r>
-        <w:t>nombre_apellidos</w:t>
-      </w:r>
-      <w:proofErr w:type="spellEnd"/>
-      <w:r>
-        <w:t>_ alumno&gt;</w:t>
+        <w:t>&lt;nombre_apellidos_ alumno&gt;</w:t>
       </w:r>
       <w:r>
         <w:t xml:space="preserve"> (sin tildes ni espacios)</w:t>
@@ -429,18 +398,16 @@
       <w:r>
         <w:t>, utilizando el comando de HDFS apropiado. Por ejemplo: /</w:t>
       </w:r>
-      <w:proofErr w:type="spellStart"/>
       <w:r>
         <w:t>Pepito_Perez</w:t>
       </w:r>
-      <w:proofErr w:type="spellEnd"/>
       <w:r>
         <w:t>.</w:t>
       </w:r>
     </w:p>
     <w:p>
       <w:pPr>
-        <w:pStyle w:val="Prrafodelista"/>
+        <w:pStyle w:val="ListParagraph"/>
         <w:numPr>
           <w:ilvl w:val="0"/>
           <w:numId w:val="12"/>
@@ -451,29 +418,13 @@
         <w:t xml:space="preserve">Utilizando </w:t>
       </w:r>
       <w:r>
-        <w:t xml:space="preserve">la interfaz gráfica del </w:t>
-      </w:r>
-      <w:proofErr w:type="spellStart"/>
-      <w:r>
-        <w:t>bucket</w:t>
-      </w:r>
-      <w:proofErr w:type="spellEnd"/>
-      <w:r>
-        <w:t xml:space="preserve"> de Cloud Storage</w:t>
+        <w:t>la interfaz gráfica del bucket de Cloud Storage</w:t>
       </w:r>
       <w:r>
         <w:t>,</w:t>
       </w:r>
       <w:r>
-        <w:t xml:space="preserve"> acceder al </w:t>
-      </w:r>
-      <w:proofErr w:type="spellStart"/>
-      <w:r>
-        <w:t>bucket</w:t>
-      </w:r>
-      <w:proofErr w:type="spellEnd"/>
-      <w:r>
-        <w:t>,</w:t>
+        <w:t xml:space="preserve"> acceder al bucket,</w:t>
       </w:r>
       <w:r>
         <w:t xml:space="preserve"> </w:t>
@@ -522,13 +473,8 @@
         <w:t xml:space="preserve">CSV </w:t>
       </w:r>
       <w:r>
-        <w:t xml:space="preserve">de </w:t>
-      </w:r>
-      <w:proofErr w:type="spellStart"/>
-      <w:r>
-        <w:t>flights</w:t>
-      </w:r>
-      <w:proofErr w:type="spellEnd"/>
+        <w:t>de flights</w:t>
+      </w:r>
       <w:r>
         <w:t xml:space="preserve">. </w:t>
       </w:r>
@@ -643,7 +589,7 @@
     <w:p/>
     <w:p>
       <w:pPr>
-        <w:pStyle w:val="Prrafodelista"/>
+        <w:pStyle w:val="ListParagraph"/>
         <w:numPr>
           <w:ilvl w:val="0"/>
           <w:numId w:val="12"/>
@@ -657,23 +603,7 @@
         <w:t xml:space="preserve">desde </w:t>
       </w:r>
       <w:r>
-        <w:t xml:space="preserve">dicha ubicación del </w:t>
-      </w:r>
-      <w:proofErr w:type="spellStart"/>
-      <w:r>
-        <w:t>bucket</w:t>
-      </w:r>
-      <w:proofErr w:type="spellEnd"/>
-      <w:r>
-        <w:t xml:space="preserve"> de GCS el fichero </w:t>
-      </w:r>
-      <w:proofErr w:type="spellStart"/>
-      <w:r>
-        <w:t>flights</w:t>
-      </w:r>
-      <w:proofErr w:type="spellEnd"/>
-      <w:r>
-        <w:t xml:space="preserve"> a </w:t>
+        <w:t xml:space="preserve">dicha ubicación del bucket de GCS el fichero flights a </w:t>
       </w:r>
       <w:r>
         <w:t xml:space="preserve">la carpeta de </w:t>
@@ -718,7 +648,7 @@
     </w:p>
     <w:p>
       <w:pPr>
-        <w:pStyle w:val="Prrafodelista"/>
+        <w:pStyle w:val="ListParagraph"/>
         <w:numPr>
           <w:ilvl w:val="0"/>
           <w:numId w:val="12"/>
@@ -772,7 +702,7 @@
     </w:p>
     <w:p>
       <w:pPr>
-        <w:pStyle w:val="Prrafodelista"/>
+        <w:pStyle w:val="ListParagraph"/>
         <w:numPr>
           <w:ilvl w:val="0"/>
           <w:numId w:val="12"/>
@@ -788,35 +718,19 @@
           <w:b/>
           <w:bCs/>
         </w:rPr>
-        <w:t>/&lt;</w:t>
-      </w:r>
-      <w:proofErr w:type="spellStart"/>
+        <w:t>/&lt;nombre_apellidos_alumno&gt;/</w:t>
+      </w:r>
       <w:r>
         <w:rPr>
           <w:b/>
           <w:bCs/>
         </w:rPr>
-        <w:t>nombre_apellidos_alumno</w:t>
-      </w:r>
-      <w:proofErr w:type="spellEnd"/>
-      <w:r>
-        <w:rPr>
-          <w:b/>
-          <w:bCs/>
-        </w:rPr>
-        <w:t>&gt;/</w:t>
-      </w:r>
-      <w:r>
-        <w:rPr>
-          <w:b/>
-          <w:bCs/>
-        </w:rPr>
         <w:t>&lt;nombre_fichero.csv&gt;</w:t>
       </w:r>
     </w:p>
     <w:p>
       <w:pPr>
-        <w:pStyle w:val="Prrafodelista"/>
+        <w:pStyle w:val="ListParagraph"/>
         <w:numPr>
           <w:ilvl w:val="0"/>
           <w:numId w:val="12"/>
@@ -859,13 +773,13 @@
     </w:p>
     <w:p>
       <w:pPr>
-        <w:pStyle w:val="Prrafodelista"/>
+        <w:pStyle w:val="ListParagraph"/>
         <w:ind w:left="567"/>
       </w:pPr>
     </w:p>
     <w:p>
       <w:pPr>
-        <w:pStyle w:val="Prrafodelista"/>
+        <w:pStyle w:val="ListParagraph"/>
         <w:numPr>
           <w:ilvl w:val="0"/>
           <w:numId w:val="10"/>
@@ -894,15 +808,7 @@
         <w:t>M</w:t>
       </w:r>
       <w:r>
-        <w:t xml:space="preserve">anejo de Apache </w:t>
-      </w:r>
-      <w:proofErr w:type="spellStart"/>
-      <w:r>
-        <w:t>Spark</w:t>
-      </w:r>
-      <w:proofErr w:type="spellEnd"/>
-      <w:r>
-        <w:t xml:space="preserve"> con </w:t>
+        <w:t xml:space="preserve">anejo de Apache Spark con </w:t>
       </w:r>
       <w:r>
         <w:rPr>
@@ -919,13 +825,8 @@
         <w:t>otebooks</w:t>
       </w:r>
       <w:r>
-        <w:t xml:space="preserve"> de </w:t>
-      </w:r>
-      <w:proofErr w:type="spellStart"/>
-      <w:r>
-        <w:t>Jupyter</w:t>
-      </w:r>
-      <w:proofErr w:type="spellEnd"/>
+        <w:t xml:space="preserve"> de Jupyter</w:t>
+      </w:r>
       <w:r>
         <w:t>.</w:t>
       </w:r>
@@ -936,15 +837,7 @@
         <w:t>Se utilizará</w:t>
       </w:r>
       <w:r>
-        <w:t xml:space="preserve"> el archivo /&lt;</w:t>
-      </w:r>
-      <w:proofErr w:type="spellStart"/>
-      <w:r>
-        <w:t>nombre_alumno</w:t>
-      </w:r>
-      <w:proofErr w:type="spellEnd"/>
-      <w:r>
-        <w:t>&gt;/</w:t>
+        <w:t xml:space="preserve"> el archivo /&lt;nombre_alumno&gt;/</w:t>
       </w:r>
       <w:r>
         <w:t>&lt;nombre_fichero.csv&gt;</w:t>
@@ -964,13 +857,13 @@
     </w:p>
     <w:p>
       <w:pPr>
-        <w:pStyle w:val="Prrafodelista"/>
+        <w:pStyle w:val="ListParagraph"/>
         <w:ind w:left="360"/>
       </w:pPr>
     </w:p>
     <w:p>
       <w:pPr>
-        <w:pStyle w:val="Prrafodelista"/>
+        <w:pStyle w:val="ListParagraph"/>
         <w:numPr>
           <w:ilvl w:val="0"/>
           <w:numId w:val="13"/>
@@ -995,13 +888,8 @@
       <w:r>
         <w:t xml:space="preserve"> que aparece en el menú lateral de </w:t>
       </w:r>
-      <w:proofErr w:type="spellStart"/>
-      <w:r>
-        <w:t>JupyterLab</w:t>
-      </w:r>
-      <w:proofErr w:type="spellEnd"/>
-      <w:r>
-        <w:t xml:space="preserve"> el </w:t>
+      <w:r>
+        <w:t xml:space="preserve">JupyterLab el </w:t>
       </w:r>
       <w:r>
         <w:rPr>
@@ -1085,7 +973,7 @@
     </w:p>
     <w:p>
       <w:pPr>
-        <w:pStyle w:val="Prrafodelista"/>
+        <w:pStyle w:val="ListParagraph"/>
         <w:numPr>
           <w:ilvl w:val="0"/>
           <w:numId w:val="13"/>
@@ -1114,7 +1002,6 @@
       <w:r>
         <w:t xml:space="preserve"> Si lo deseas, puedes leer el fichero </w:t>
       </w:r>
-      <w:proofErr w:type="spellStart"/>
       <w:r>
         <w:rPr>
           <w:i/>
@@ -1122,14 +1009,13 @@
         </w:rPr>
         <w:t>flights</w:t>
       </w:r>
-      <w:proofErr w:type="spellEnd"/>
       <w:r>
         <w:t xml:space="preserve"> directamente de la ruta de Google Cloud Storage, sin utilizar HDFS (aunque es obligatorio copiarlo al menos una vez en HDFS para tomar las capturas de pantalla).</w:t>
       </w:r>
     </w:p>
     <w:p>
       <w:pPr>
-        <w:pStyle w:val="Prrafodelista"/>
+        <w:pStyle w:val="ListParagraph"/>
         <w:numPr>
           <w:ilvl w:val="0"/>
           <w:numId w:val="13"/>
@@ -1174,40 +1060,20 @@
       <w:r>
         <w:t xml:space="preserve"> </w:t>
       </w:r>
-      <w:proofErr w:type="spellStart"/>
       <w:r>
         <w:rPr>
           <w:b/>
         </w:rPr>
         <w:t>PySpark</w:t>
       </w:r>
-      <w:proofErr w:type="spellEnd"/>
       <w:r>
         <w:t xml:space="preserve"> para seleccionar el </w:t>
       </w:r>
-      <w:proofErr w:type="spellStart"/>
-      <w:r>
-        <w:t>kernel</w:t>
-      </w:r>
-      <w:proofErr w:type="spellEnd"/>
-      <w:r>
-        <w:t xml:space="preserve"> correcto que ya viene preparado con el paquete </w:t>
-      </w:r>
-      <w:proofErr w:type="spellStart"/>
-      <w:r>
-        <w:t>pyspark</w:t>
-      </w:r>
-      <w:proofErr w:type="spellEnd"/>
-      <w:r>
-        <w:t xml:space="preserve"> instalado para poder usar </w:t>
-      </w:r>
-      <w:proofErr w:type="spellStart"/>
-      <w:r>
-        <w:t>Spark</w:t>
-      </w:r>
-      <w:proofErr w:type="spellEnd"/>
-      <w:r>
-        <w:t xml:space="preserve"> </w:t>
+      <w:r>
+        <w:t xml:space="preserve">kernel correcto que ya viene preparado con el paquete pyspark instalado para poder usar </w:t>
+      </w:r>
+      <w:r>
+        <w:t xml:space="preserve">Spark </w:t>
       </w:r>
       <w:r>
         <w:t xml:space="preserve">desde </w:t>
@@ -1219,7 +1085,7 @@
     <w:p/>
     <w:p>
       <w:pPr>
-        <w:pStyle w:val="Prrafodelista"/>
+        <w:pStyle w:val="ListParagraph"/>
         <w:numPr>
           <w:ilvl w:val="0"/>
           <w:numId w:val="10"/>
@@ -1244,21 +1110,8 @@
         </w:rPr>
         <w:t xml:space="preserve"> </w:t>
       </w:r>
-      <w:proofErr w:type="spellStart"/>
-      <w:r>
-        <w:t>Spark</w:t>
-      </w:r>
-      <w:proofErr w:type="spellEnd"/>
-      <w:r>
-        <w:t xml:space="preserve"> </w:t>
-      </w:r>
-      <w:proofErr w:type="spellStart"/>
-      <w:r>
-        <w:t>MLlib</w:t>
-      </w:r>
-      <w:proofErr w:type="spellEnd"/>
-      <w:r>
-        <w:t xml:space="preserve">. Las instrucciones se encuentran en el </w:t>
+      <w:r>
+        <w:t xml:space="preserve">Spark MLlib. Las instrucciones se encuentran en el </w:t>
       </w:r>
       <w:r>
         <w:rPr>
@@ -1273,19 +1126,19 @@
     </w:p>
     <w:p>
       <w:pPr>
-        <w:pStyle w:val="Prrafodelista"/>
+        <w:pStyle w:val="ListParagraph"/>
         <w:ind w:left="360"/>
       </w:pPr>
     </w:p>
     <w:p>
       <w:pPr>
-        <w:pStyle w:val="Prrafodelista"/>
+        <w:pStyle w:val="ListParagraph"/>
         <w:ind w:left="360"/>
       </w:pPr>
     </w:p>
     <w:p>
       <w:pPr>
-        <w:pStyle w:val="Prrafodelista"/>
+        <w:pStyle w:val="ListParagraph"/>
         <w:ind w:left="360"/>
       </w:pPr>
     </w:p>
@@ -1300,7 +1153,7 @@
     <w:p/>
     <w:p>
       <w:pPr>
-        <w:pStyle w:val="Prrafodelista"/>
+        <w:pStyle w:val="ListParagraph"/>
         <w:numPr>
           <w:ilvl w:val="0"/>
           <w:numId w:val="14"/>
@@ -1343,7 +1196,7 @@
     </w:p>
     <w:p>
       <w:pPr>
-        <w:pStyle w:val="Prrafodelista"/>
+        <w:pStyle w:val="ListParagraph"/>
         <w:numPr>
           <w:ilvl w:val="0"/>
           <w:numId w:val="14"/>
@@ -1365,7 +1218,7 @@
     </w:p>
     <w:p>
       <w:pPr>
-        <w:pStyle w:val="Prrafodelista"/>
+        <w:pStyle w:val="ListParagraph"/>
       </w:pPr>
     </w:p>
     <w:p>
@@ -1435,31 +1288,7 @@
                 <w:sz w:val="22"/>
                 <w:szCs w:val="22"/>
               </w:rPr>
-              <w:t xml:space="preserve">HDFS, </w:t>
-            </w:r>
-            <w:proofErr w:type="spellStart"/>
-            <w:r>
-              <w:rPr>
-                <w:rFonts w:cs="UnitOT-Medi"/>
-                <w:b w:val="0"/>
-                <w:bCs w:val="0"/>
-                <w:color w:val="FFFFFF" w:themeColor="background1"/>
-                <w:sz w:val="22"/>
-                <w:szCs w:val="22"/>
-              </w:rPr>
-              <w:t>Spark</w:t>
-            </w:r>
-            <w:proofErr w:type="spellEnd"/>
-            <w:r>
-              <w:rPr>
-                <w:rFonts w:cs="UnitOT-Medi"/>
-                <w:b w:val="0"/>
-                <w:bCs w:val="0"/>
-                <w:color w:val="FFFFFF" w:themeColor="background1"/>
-                <w:sz w:val="22"/>
-                <w:szCs w:val="22"/>
-              </w:rPr>
-              <w:t xml:space="preserve"> y Kafka</w:t>
+              <w:t>HDFS, Spark y Kafka</w:t>
             </w:r>
           </w:p>
         </w:tc>
@@ -2342,7 +2171,7 @@
     </w:tbl>
     <w:p>
       <w:pPr>
-        <w:pStyle w:val="Prrafodelista"/>
+        <w:pStyle w:val="ListParagraph"/>
         <w:ind w:left="284"/>
       </w:pPr>
     </w:p>
@@ -2428,31 +2257,7 @@
         <w:t>este</w:t>
       </w:r>
       <w:r>
-        <w:t xml:space="preserve">, </w:t>
-      </w:r>
-      <w:proofErr w:type="spellStart"/>
-      <w:r>
-        <w:t>Spark</w:t>
-      </w:r>
-      <w:proofErr w:type="spellEnd"/>
-      <w:r>
-        <w:t xml:space="preserve">, Hadoop (HDFS) y el resto de </w:t>
-      </w:r>
-      <w:proofErr w:type="gramStart"/>
-      <w:r>
-        <w:t>herramientas</w:t>
-      </w:r>
-      <w:proofErr w:type="gramEnd"/>
-      <w:r>
-        <w:t xml:space="preserve"> (Kafka, </w:t>
-      </w:r>
-      <w:proofErr w:type="spellStart"/>
-      <w:r>
-        <w:t>Hive</w:t>
-      </w:r>
-      <w:proofErr w:type="spellEnd"/>
-      <w:r>
-        <w:t>, etc</w:t>
+        <w:t>, Spark, Hadoop (HDFS) y el resto de herramientas (Kafka, Hive, etc</w:t>
       </w:r>
       <w:r>
         <w:t>.</w:t>
@@ -2472,7 +2277,6 @@
       <w:r>
         <w:t xml:space="preserve"> como qué nodo es el </w:t>
       </w:r>
-      <w:proofErr w:type="spellStart"/>
       <w:r>
         <w:rPr>
           <w:i/>
@@ -2480,14 +2284,12 @@
         </w:rPr>
         <w:t>namenode</w:t>
       </w:r>
-      <w:proofErr w:type="spellEnd"/>
       <w:r>
         <w:t xml:space="preserve"> y </w:t>
       </w:r>
       <w:r>
         <w:t xml:space="preserve">cuál el </w:t>
       </w:r>
-      <w:proofErr w:type="spellStart"/>
       <w:r>
         <w:rPr>
           <w:i/>
@@ -2495,17 +2297,8 @@
         </w:rPr>
         <w:t>datanode</w:t>
       </w:r>
-      <w:proofErr w:type="spellEnd"/>
-      <w:r>
-        <w:t xml:space="preserve"> (HDFS), qué nodo de </w:t>
-      </w:r>
-      <w:proofErr w:type="spellStart"/>
-      <w:r>
-        <w:t>Spark</w:t>
-      </w:r>
-      <w:proofErr w:type="spellEnd"/>
-      <w:r>
-        <w:t xml:space="preserve"> hace el papel de </w:t>
+      <w:r>
+        <w:t xml:space="preserve"> (HDFS), qué nodo de Spark hace el papel de </w:t>
       </w:r>
       <w:r>
         <w:t>máster</w:t>
@@ -2537,19 +2330,11 @@
       <w:r>
         <w:t xml:space="preserve"> a los que hemos llamado </w:t>
       </w:r>
-      <w:proofErr w:type="spellStart"/>
       <w:r>
         <w:rPr>
           <w:i/>
         </w:rPr>
-        <w:t>unircluster</w:t>
-      </w:r>
-      <w:proofErr w:type="spellEnd"/>
-      <w:r>
-        <w:rPr>
-          <w:i/>
-        </w:rPr>
-        <w:t xml:space="preserve">-m </w:t>
+        <w:t xml:space="preserve">unircluster-m </w:t>
       </w:r>
       <w:r>
         <w:t xml:space="preserve">(nodo que hace el papel de </w:t>
@@ -2570,20 +2355,14 @@
         <w:t>n</w:t>
       </w:r>
       <w:r>
-        <w:t xml:space="preserve"> </w:t>
-      </w:r>
-      <w:proofErr w:type="spellStart"/>
-      <w:r>
-        <w:t>JupyterLab</w:t>
-      </w:r>
-      <w:proofErr w:type="spellEnd"/>
+        <w:t xml:space="preserve"> JupyterLab</w:t>
+      </w:r>
       <w:r>
         <w:t xml:space="preserve"> y </w:t>
       </w:r>
       <w:r>
         <w:t xml:space="preserve">el </w:t>
       </w:r>
-      <w:proofErr w:type="spellStart"/>
       <w:r>
         <w:rPr>
           <w:i/>
@@ -2591,7 +2370,6 @@
         </w:rPr>
         <w:t>namenode</w:t>
       </w:r>
-      <w:proofErr w:type="spellEnd"/>
       <w:r>
         <w:t xml:space="preserve"> de HDFS</w:t>
       </w:r>
@@ -4681,37 +4459,13 @@
         <w:t>,</w:t>
       </w:r>
       <w:r>
-        <w:t xml:space="preserve"> mediante su herramienta </w:t>
-      </w:r>
-      <w:proofErr w:type="spellStart"/>
-      <w:r>
-        <w:t>Dataproc</w:t>
-      </w:r>
-      <w:proofErr w:type="spellEnd"/>
-      <w:r>
-        <w:t>. Google nos da numerosas facilidades</w:t>
+        <w:t xml:space="preserve"> mediante su herramienta Dataproc. Google nos da numerosas facilidades</w:t>
       </w:r>
       <w:r>
         <w:t>,</w:t>
       </w:r>
       <w:r>
-        <w:t xml:space="preserve"> ya que despliega automáticamente las herramientas que necesitamos usar (HDFS, </w:t>
-      </w:r>
-      <w:proofErr w:type="spellStart"/>
-      <w:r>
-        <w:t>Spark</w:t>
-      </w:r>
-      <w:proofErr w:type="spellEnd"/>
-      <w:r>
-        <w:t xml:space="preserve">, Kafka y </w:t>
-      </w:r>
-      <w:proofErr w:type="spellStart"/>
-      <w:r>
-        <w:t>JupyterLab</w:t>
-      </w:r>
-      <w:proofErr w:type="spellEnd"/>
-      <w:r>
-        <w:t xml:space="preserve">) </w:t>
+        <w:t xml:space="preserve"> ya que despliega automáticamente las herramientas que necesitamos usar (HDFS, Spark, Kafka y JupyterLab) </w:t>
       </w:r>
       <w:r>
         <w:t>y marca las distintas</w:t>
@@ -4796,7 +4550,7 @@
     <w:p/>
     <w:p>
       <w:pPr>
-        <w:pStyle w:val="Prrafodelista"/>
+        <w:pStyle w:val="ListParagraph"/>
         <w:numPr>
           <w:ilvl w:val="0"/>
           <w:numId w:val="15"/>
@@ -4821,7 +4575,7 @@
       <w:hyperlink r:id="rId11" w:history="1">
         <w:r>
           <w:rPr>
-            <w:rStyle w:val="Hipervnculo"/>
+            <w:rStyle w:val="Hyperlink"/>
             <w:sz w:val="24"/>
           </w:rPr>
           <w:t>http://cloud.google.com/free</w:t>
@@ -4858,7 +4612,7 @@
     <w:p/>
     <w:p>
       <w:pPr>
-        <w:pStyle w:val="Prrafodelista"/>
+        <w:pStyle w:val="ListParagraph"/>
         <w:numPr>
           <w:ilvl w:val="0"/>
           <w:numId w:val="15"/>
@@ -4883,7 +4637,7 @@
       <w:hyperlink r:id="rId12" w:history="1">
         <w:r>
           <w:rPr>
-            <w:rStyle w:val="Hipervnculo"/>
+            <w:rStyle w:val="Hyperlink"/>
             <w:sz w:val="24"/>
           </w:rPr>
           <w:t>https://console.cloud.google.com/</w:t>
@@ -4907,11 +4661,9 @@
       <w:r>
         <w:t>«</w:t>
       </w:r>
-      <w:proofErr w:type="spellStart"/>
       <w:r>
         <w:t>dataproc</w:t>
       </w:r>
-      <w:proofErr w:type="spellEnd"/>
       <w:r>
         <w:t>»</w:t>
       </w:r>
@@ -4933,7 +4685,7 @@
     </w:p>
     <w:p>
       <w:pPr>
-        <w:pStyle w:val="Prrafodelista"/>
+        <w:pStyle w:val="ListParagraph"/>
         <w:rPr>
           <w:b/>
         </w:rPr>
@@ -4941,7 +4693,7 @@
     </w:p>
     <w:p>
       <w:pPr>
-        <w:pStyle w:val="Prrafodelista"/>
+        <w:pStyle w:val="ListParagraph"/>
         <w:numPr>
           <w:ilvl w:val="0"/>
           <w:numId w:val="15"/>
@@ -5009,7 +4761,6 @@
       <w:r>
         <w:t xml:space="preserve"> </w:t>
       </w:r>
-      <w:proofErr w:type="spellStart"/>
       <w:r>
         <w:rPr>
           <w:b/>
@@ -5017,7 +4768,6 @@
         </w:rPr>
         <w:t>Buckets</w:t>
       </w:r>
-      <w:proofErr w:type="spellEnd"/>
       <w:r>
         <w:t>.</w:t>
       </w:r>
@@ -5049,7 +4799,7 @@
     <w:p/>
     <w:p>
       <w:pPr>
-        <w:pStyle w:val="Prrafodelista"/>
+        <w:pStyle w:val="ListParagraph"/>
         <w:numPr>
           <w:ilvl w:val="0"/>
           <w:numId w:val="16"/>
@@ -5065,7 +4815,6 @@
       <w:r>
         <w:t xml:space="preserve"> del </w:t>
       </w:r>
-      <w:proofErr w:type="spellStart"/>
       <w:r>
         <w:rPr>
           <w:i/>
@@ -5073,7 +4822,6 @@
         </w:rPr>
         <w:t>bucket</w:t>
       </w:r>
-      <w:proofErr w:type="spellEnd"/>
       <w:r>
         <w:t xml:space="preserve"> (</w:t>
       </w:r>
@@ -5081,15 +4829,7 @@
         <w:t>el que</w:t>
       </w:r>
       <w:r>
-        <w:t xml:space="preserve"> </w:t>
-      </w:r>
-      <w:proofErr w:type="spellStart"/>
-      <w:r>
-        <w:t>que</w:t>
-      </w:r>
-      <w:proofErr w:type="spellEnd"/>
-      <w:r>
-        <w:t xml:space="preserve"> queramos, siempre que esté libre)</w:t>
+        <w:t xml:space="preserve"> que queramos, siempre que esté libre)</w:t>
       </w:r>
       <w:r>
         <w:t>.</w:t>
@@ -5097,7 +4837,7 @@
     </w:p>
     <w:p>
       <w:pPr>
-        <w:pStyle w:val="Prrafodelista"/>
+        <w:pStyle w:val="ListParagraph"/>
         <w:numPr>
           <w:ilvl w:val="0"/>
           <w:numId w:val="16"/>
@@ -5110,41 +4850,52 @@
       <w:r>
         <w:t xml:space="preserve">ónde almacenar los datos: </w:t>
       </w:r>
-      <w:proofErr w:type="spellStart"/>
       <w:r>
         <w:rPr>
           <w:b/>
           <w:bCs/>
           <w:iCs/>
         </w:rPr>
-        <w:t>Location</w:t>
-      </w:r>
-      <w:proofErr w:type="spellEnd"/>
+        <w:t xml:space="preserve">Location type </w:t>
+      </w:r>
       <w:r>
         <w:rPr>
           <w:b/>
           <w:bCs/>
           <w:iCs/>
         </w:rPr>
-        <w:t xml:space="preserve"> </w:t>
-      </w:r>
-      <w:proofErr w:type="spellStart"/>
+        <w:sym w:font="Wingdings" w:char="F0E0"/>
+      </w:r>
       <w:r>
         <w:rPr>
           <w:b/>
           <w:bCs/>
           <w:iCs/>
         </w:rPr>
-        <w:t>type</w:t>
-      </w:r>
-      <w:proofErr w:type="spellEnd"/>
+        <w:t xml:space="preserve"> Region</w:t>
+      </w:r>
+      <w:r>
+        <w:rPr>
+          <w:i/>
+        </w:rPr>
+        <w:t xml:space="preserve">. </w:t>
+      </w:r>
+      <w:r>
+        <w:t>En el menú inferior</w:t>
+      </w:r>
+      <w:r>
+        <w:t>:</w:t>
+      </w:r>
+      <w:r>
+        <w:t xml:space="preserve"> </w:t>
+      </w:r>
       <w:r>
         <w:rPr>
           <w:b/>
           <w:bCs/>
           <w:iCs/>
         </w:rPr>
-        <w:t xml:space="preserve"> </w:t>
+        <w:t xml:space="preserve">Location </w:t>
       </w:r>
       <w:r>
         <w:rPr>
@@ -5155,65 +4906,6 @@
         <w:sym w:font="Wingdings" w:char="F0E0"/>
       </w:r>
       <w:r>
-        <w:rPr>
-          <w:b/>
-          <w:bCs/>
-          <w:iCs/>
-        </w:rPr>
-        <w:t xml:space="preserve"> </w:t>
-      </w:r>
-      <w:proofErr w:type="spellStart"/>
-      <w:r>
-        <w:rPr>
-          <w:b/>
-          <w:bCs/>
-          <w:iCs/>
-        </w:rPr>
-        <w:t>Region</w:t>
-      </w:r>
-      <w:proofErr w:type="spellEnd"/>
-      <w:r>
-        <w:rPr>
-          <w:i/>
-        </w:rPr>
-        <w:t xml:space="preserve">. </w:t>
-      </w:r>
-      <w:r>
-        <w:t>En el menú inferior</w:t>
-      </w:r>
-      <w:r>
-        <w:t>:</w:t>
-      </w:r>
-      <w:r>
-        <w:t xml:space="preserve"> </w:t>
-      </w:r>
-      <w:proofErr w:type="spellStart"/>
-      <w:r>
-        <w:rPr>
-          <w:b/>
-          <w:bCs/>
-          <w:iCs/>
-        </w:rPr>
-        <w:t>Location</w:t>
-      </w:r>
-      <w:proofErr w:type="spellEnd"/>
-      <w:r>
-        <w:rPr>
-          <w:b/>
-          <w:bCs/>
-          <w:iCs/>
-        </w:rPr>
-        <w:t xml:space="preserve"> </w:t>
-      </w:r>
-      <w:r>
-        <w:rPr>
-          <w:b/>
-          <w:bCs/>
-          <w:iCs/>
-        </w:rPr>
-        <w:sym w:font="Wingdings" w:char="F0E0"/>
-      </w:r>
-      <w:r>
         <w:t xml:space="preserve"> </w:t>
       </w:r>
       <w:r>
@@ -5225,7 +4917,7 @@
     </w:p>
     <w:p>
       <w:pPr>
-        <w:pStyle w:val="Prrafodelista"/>
+        <w:pStyle w:val="ListParagraph"/>
         <w:numPr>
           <w:ilvl w:val="0"/>
           <w:numId w:val="16"/>
@@ -5238,7 +4930,7 @@
     </w:p>
     <w:p>
       <w:pPr>
-        <w:pStyle w:val="Prrafodelista"/>
+        <w:pStyle w:val="ListParagraph"/>
         <w:numPr>
           <w:ilvl w:val="0"/>
           <w:numId w:val="16"/>
@@ -5267,14 +4959,12 @@
       <w:r>
         <w:t xml:space="preserve">Esto creará un </w:t>
       </w:r>
-      <w:proofErr w:type="spellStart"/>
       <w:r>
         <w:rPr>
           <w:i/>
         </w:rPr>
         <w:t>bucket</w:t>
       </w:r>
-      <w:proofErr w:type="spellEnd"/>
       <w:r>
         <w:t xml:space="preserve"> de Google Cloud Storage (GCS), que es un sistema de almacenamiento persistente gratuito que </w:t>
       </w:r>
@@ -5323,15 +5013,7 @@
         <w:t>notebooks</w:t>
       </w:r>
       <w:r>
-        <w:t xml:space="preserve"> de </w:t>
-      </w:r>
-      <w:proofErr w:type="spellStart"/>
-      <w:r>
-        <w:t>JupyterLab</w:t>
-      </w:r>
-      <w:proofErr w:type="spellEnd"/>
-      <w:r>
-        <w:t>.</w:t>
+        <w:t xml:space="preserve"> de JupyterLab.</w:t>
       </w:r>
     </w:p>
     <w:p>
@@ -5341,7 +5023,7 @@
     </w:p>
     <w:p>
       <w:pPr>
-        <w:pStyle w:val="Prrafodelista"/>
+        <w:pStyle w:val="ListParagraph"/>
         <w:numPr>
           <w:ilvl w:val="0"/>
           <w:numId w:val="17"/>
@@ -5389,49 +5071,22 @@
           <w:b/>
           <w:bCs/>
         </w:rPr>
-        <w:t xml:space="preserve"> </w:t>
-      </w:r>
-      <w:proofErr w:type="spellStart"/>
+        <w:t xml:space="preserve"> Dataproc </w:t>
+      </w:r>
       <w:r>
         <w:rPr>
           <w:b/>
           <w:bCs/>
         </w:rPr>
-        <w:t>Dataproc</w:t>
-      </w:r>
-      <w:proofErr w:type="spellEnd"/>
+        <w:sym w:font="Wingdings" w:char="F0E0"/>
+      </w:r>
       <w:r>
         <w:rPr>
           <w:b/>
           <w:bCs/>
         </w:rPr>
-        <w:t xml:space="preserve"> </w:t>
-      </w:r>
-      <w:r>
-        <w:rPr>
-          <w:b/>
-          <w:bCs/>
-        </w:rPr>
-        <w:sym w:font="Wingdings" w:char="F0E0"/>
-      </w:r>
-      <w:r>
-        <w:rPr>
-          <w:b/>
-          <w:bCs/>
-        </w:rPr>
-        <w:t xml:space="preserve"> </w:t>
-      </w:r>
-      <w:proofErr w:type="spellStart"/>
-      <w:proofErr w:type="gramStart"/>
-      <w:r>
-        <w:rPr>
-          <w:b/>
-          <w:bCs/>
-        </w:rPr>
-        <w:t>Clusters</w:t>
-      </w:r>
-      <w:proofErr w:type="spellEnd"/>
-      <w:proofErr w:type="gramEnd"/>
+        <w:t xml:space="preserve"> Clusters</w:t>
+      </w:r>
       <w:r>
         <w:t xml:space="preserve">. </w:t>
       </w:r>
@@ -5477,7 +5132,7 @@
     </w:p>
     <w:p>
       <w:pPr>
-        <w:pStyle w:val="Prrafodelista"/>
+        <w:pStyle w:val="ListParagraph"/>
         <w:ind w:left="0"/>
         <w:rPr>
           <w:b/>
@@ -5540,13 +5195,13 @@
     </w:p>
     <w:p>
       <w:pPr>
-        <w:pStyle w:val="Prrafodelista"/>
+        <w:pStyle w:val="ListParagraph"/>
         <w:ind w:left="0"/>
       </w:pPr>
     </w:p>
     <w:p>
       <w:pPr>
-        <w:pStyle w:val="Prrafodelista"/>
+        <w:pStyle w:val="ListParagraph"/>
         <w:ind w:left="0"/>
       </w:pPr>
       <w:r>
@@ -5591,7 +5246,7 @@
     </w:p>
     <w:p>
       <w:pPr>
-        <w:pStyle w:val="Prrafodelista"/>
+        <w:pStyle w:val="ListParagraph"/>
         <w:numPr>
           <w:ilvl w:val="0"/>
           <w:numId w:val="20"/>
@@ -5613,7 +5268,7 @@
     </w:p>
     <w:p>
       <w:pPr>
-        <w:pStyle w:val="Prrafodelista"/>
+        <w:pStyle w:val="ListParagraph"/>
         <w:numPr>
           <w:ilvl w:val="0"/>
           <w:numId w:val="20"/>
@@ -5641,7 +5296,6 @@
         </w:rPr>
         <w:t xml:space="preserve"> nuestro </w:t>
       </w:r>
-      <w:proofErr w:type="spellStart"/>
       <w:r>
         <w:rPr>
           <w:b/>
@@ -5651,7 +5305,6 @@
         </w:rPr>
         <w:t>bucket</w:t>
       </w:r>
-      <w:proofErr w:type="spellEnd"/>
       <w:r>
         <w:t xml:space="preserve"> </w:t>
       </w:r>
@@ -5670,7 +5323,7 @@
     </w:p>
     <w:p>
       <w:pPr>
-        <w:pStyle w:val="Prrafodelista"/>
+        <w:pStyle w:val="ListParagraph"/>
         <w:numPr>
           <w:ilvl w:val="0"/>
           <w:numId w:val="20"/>
@@ -5752,23 +5405,7 @@
         <w:t>(dos palabras separadas</w:t>
       </w:r>
       <w:r>
-        <w:t xml:space="preserve"> por </w:t>
-      </w:r>
-      <w:proofErr w:type="spellStart"/>
-      <w:r>
-        <w:t>guión</w:t>
-      </w:r>
-      <w:proofErr w:type="spellEnd"/>
-      <w:r>
-        <w:t xml:space="preserve">, y al final un número, por </w:t>
-      </w:r>
-      <w:proofErr w:type="gramStart"/>
-      <w:r>
-        <w:t>ejemplo</w:t>
-      </w:r>
-      <w:proofErr w:type="gramEnd"/>
-      <w:r>
-        <w:t xml:space="preserve"> el ID de mi proyecto es impactful-pilot-269111 pero el vuestro será otro distinto que tenéis que mirar, copiar y pegar aquí</w:t>
+        <w:t xml:space="preserve"> por guión, y al final un número, por ejemplo el ID de mi proyecto es impactful-pilot-269111 pero el vuestro será otro distinto que tenéis que mirar, copiar y pegar aquí</w:t>
       </w:r>
       <w:r>
         <w:t>)</w:t>
@@ -5776,7 +5413,7 @@
     </w:p>
     <w:p>
       <w:pPr>
-        <w:pStyle w:val="Prrafodelista"/>
+        <w:pStyle w:val="ListParagraph"/>
         <w:numPr>
           <w:ilvl w:val="0"/>
           <w:numId w:val="20"/>
@@ -5821,11 +5458,11 @@
           <w:sz w:val="18"/>
           <w:szCs w:val="18"/>
           <w:shd w:val="clear" w:color="auto" w:fill="FAFAFA"/>
-          <w:lang w:val="en-GB"/>
+          <w:lang w:val="en-US"/>
         </w:rPr>
         <w:br/>
       </w:r>
-      <w:proofErr w:type="spellStart"/>
+      <w:commentRangeStart w:id="1"/>
       <w:r>
         <w:rPr>
           <w:rFonts w:ascii="Courier New" w:hAnsi="Courier New" w:cs="Courier New"/>
@@ -5834,42 +5471,8 @@
           <w:shd w:val="clear" w:color="auto" w:fill="FAFAFA"/>
           <w:lang w:val="en-GB"/>
         </w:rPr>
-        <w:t>gcloud</w:t>
-      </w:r>
-      <w:proofErr w:type="spellEnd"/>
-      <w:r>
-        <w:rPr>
-          <w:rFonts w:ascii="Courier New" w:hAnsi="Courier New" w:cs="Courier New"/>
-          <w:color w:val="auto"/>
-          <w:sz w:val="18"/>
-          <w:shd w:val="clear" w:color="auto" w:fill="FAFAFA"/>
-          <w:lang w:val="en-GB"/>
-        </w:rPr>
-        <w:t xml:space="preserve"> beta </w:t>
-      </w:r>
-      <w:proofErr w:type="spellStart"/>
-      <w:r>
-        <w:rPr>
-          <w:rFonts w:ascii="Courier New" w:hAnsi="Courier New" w:cs="Courier New"/>
-          <w:color w:val="auto"/>
-          <w:sz w:val="18"/>
-          <w:shd w:val="clear" w:color="auto" w:fill="FAFAFA"/>
-          <w:lang w:val="en-GB"/>
-        </w:rPr>
-        <w:t>dataproc</w:t>
-      </w:r>
-      <w:proofErr w:type="spellEnd"/>
-      <w:r>
-        <w:rPr>
-          <w:rFonts w:ascii="Courier New" w:hAnsi="Courier New" w:cs="Courier New"/>
-          <w:color w:val="auto"/>
-          <w:sz w:val="18"/>
-          <w:shd w:val="clear" w:color="auto" w:fill="FAFAFA"/>
-          <w:lang w:val="en-GB"/>
-        </w:rPr>
-        <w:t xml:space="preserve"> clusters create </w:t>
-      </w:r>
-      <w:proofErr w:type="spellStart"/>
+        <w:t xml:space="preserve">gcloud beta dataproc clusters create </w:t>
+      </w:r>
       <w:r>
         <w:rPr>
           <w:rFonts w:ascii="Courier New" w:hAnsi="Courier New" w:cs="Courier New"/>
@@ -5881,7 +5484,6 @@
         </w:rPr>
         <w:t>nombrecluster</w:t>
       </w:r>
-      <w:proofErr w:type="spellEnd"/>
       <w:r>
         <w:rPr>
           <w:rFonts w:ascii="Courier New" w:hAnsi="Courier New" w:cs="Courier New"/>
@@ -5902,7 +5504,6 @@
         </w:rPr>
         <w:t xml:space="preserve">--enable-component-gateway --bucket </w:t>
       </w:r>
-      <w:proofErr w:type="spellStart"/>
       <w:r>
         <w:rPr>
           <w:rFonts w:ascii="Courier New" w:hAnsi="Courier New" w:cs="Courier New"/>
@@ -5914,7 +5515,6 @@
         </w:rPr>
         <w:t>nombrebucket</w:t>
       </w:r>
-      <w:proofErr w:type="spellEnd"/>
       <w:r>
         <w:rPr>
           <w:rFonts w:ascii="Courier New" w:hAnsi="Courier New" w:cs="Courier New"/>
@@ -5933,29 +5533,7 @@
           <w:shd w:val="clear" w:color="auto" w:fill="FAFAFA"/>
           <w:lang w:val="en-GB"/>
         </w:rPr>
-        <w:t>--region us-west1 --master-machine-type n1-standard-2 --master-boot-disk-size 300 --</w:t>
-      </w:r>
-      <w:proofErr w:type="spellStart"/>
-      <w:r>
-        <w:rPr>
-          <w:rFonts w:ascii="Courier New" w:hAnsi="Courier New" w:cs="Courier New"/>
-          <w:color w:val="auto"/>
-          <w:sz w:val="18"/>
-          <w:shd w:val="clear" w:color="auto" w:fill="FAFAFA"/>
-          <w:lang w:val="en-GB"/>
-        </w:rPr>
-        <w:t>num</w:t>
-      </w:r>
-      <w:proofErr w:type="spellEnd"/>
-      <w:r>
-        <w:rPr>
-          <w:rFonts w:ascii="Courier New" w:hAnsi="Courier New" w:cs="Courier New"/>
-          <w:color w:val="auto"/>
-          <w:sz w:val="18"/>
-          <w:shd w:val="clear" w:color="auto" w:fill="FAFAFA"/>
-          <w:lang w:val="en-GB"/>
-        </w:rPr>
-        <w:t xml:space="preserve">-workers 2 --worker-machine-type n1-standard-2 --worker-boot-disk-size 300 --image-version 2.1-debian11 --properties spark:spark.jars.packages=org.apache.spark:spark-sql-kafka-0-10_2.12:3.3.2 --optional-components JUPYTER,ZOOKEEPER --max-age </w:t>
+        <w:t xml:space="preserve">--region us-west1 --master-machine-type n1-standard-2 --master-boot-disk-size 300 --num-workers 2 --worker-machine-type n1-standard-2 --worker-boot-disk-size 300 --image-version 2.1-debian11 --properties spark:spark.jars.packages=org.apache.spark:spark-sql-kafka-0-10_2.12:3.3.2 --optional-components JUPYTER,ZOOKEEPER --max-age </w:t>
       </w:r>
       <w:r>
         <w:rPr>
@@ -5988,7 +5566,6 @@
         </w:rPr>
         <w:t xml:space="preserve">--initialization-actions 'gs://goog-dataproc-initialization-actions-us-west1/kafka/kafka.sh' --project </w:t>
       </w:r>
-      <w:proofErr w:type="spellStart"/>
       <w:r>
         <w:rPr>
           <w:rFonts w:ascii="Courier New" w:hAnsi="Courier New" w:cs="Courier New"/>
@@ -6012,7 +5589,19 @@
         </w:rPr>
         <w:t>proyecto</w:t>
       </w:r>
-      <w:proofErr w:type="spellEnd"/>
+      <w:commentRangeEnd w:id="1"/>
+      <w:r>
+        <w:rPr>
+          <w:rStyle w:val="CommentReference"/>
+          <w:rFonts w:ascii="Courier New" w:hAnsi="Courier New" w:cs="Courier New"/>
+          <w:color w:val="auto"/>
+          <w:sz w:val="18"/>
+          <w:szCs w:val="24"/>
+          <w:shd w:val="clear" w:color="auto" w:fill="FAFAFA"/>
+          <w:lang w:val="en-GB"/>
+        </w:rPr>
+        <w:commentReference w:id="1"/>
+      </w:r>
     </w:p>
     <w:p>
       <w:pPr>
@@ -6211,7 +5800,7 @@
                     </pic:cNvPicPr>
                   </pic:nvPicPr>
                   <pic:blipFill rotWithShape="1">
-                    <a:blip r:embed="rId14">
+                    <a:blip r:embed="rId18">
                       <a:extLst>
                         <a:ext uri="{28A0092B-C50C-407E-A947-70E740481C1C}">
                           <a14:useLocalDpi xmlns:a14="http://schemas.microsoft.com/office/drawing/2010/main" val="0"/>
@@ -6249,30 +5838,12 @@
     </w:p>
     <w:p>
       <w:r>
-        <w:t xml:space="preserve">Si al hacer </w:t>
-      </w:r>
-      <w:proofErr w:type="spellStart"/>
-      <w:proofErr w:type="gramStart"/>
-      <w:r>
-        <w:t>click</w:t>
-      </w:r>
-      <w:proofErr w:type="spellEnd"/>
-      <w:proofErr w:type="gramEnd"/>
-      <w:r>
-        <w:t xml:space="preserve"> en </w:t>
-      </w:r>
-      <w:proofErr w:type="spellStart"/>
-      <w:r>
-        <w:t>JupyterLab</w:t>
-      </w:r>
-      <w:proofErr w:type="spellEnd"/>
-      <w:r>
-        <w:t>, se abriese una pestaña con un error, es algo temporal y si probáis de nuevo al cabo de un rato, se abrirá correctamente.</w:t>
+        <w:t>Si al hacer click en JupyterLab, se abriese una pestaña con un error, es algo temporal y si probáis de nuevo al cabo de un rato, se abrirá correctamente.</w:t>
       </w:r>
     </w:p>
     <w:sectPr>
-      <w:headerReference w:type="default" r:id="rId15"/>
-      <w:footerReference w:type="default" r:id="rId16"/>
+      <w:headerReference w:type="default" r:id="rId19"/>
+      <w:footerReference w:type="default" r:id="rId20"/>
       <w:pgSz w:w="11906" w:h="16838" w:code="9"/>
       <w:pgMar w:top="1418" w:right="1843" w:bottom="1418" w:left="1843" w:header="1134" w:footer="397" w:gutter="0"/>
       <w:cols w:space="708"/>
@@ -6280,6 +5851,46 @@
     </w:sectPr>
   </w:body>
 </w:document>
+</file>
+
+<file path=word/comments.xml><?xml version="1.0" encoding="utf-8"?>
+<w:comments xmlns:wpc="http://schemas.microsoft.com/office/word/2010/wordprocessingCanvas" xmlns:cx="http://schemas.microsoft.com/office/drawing/2014/chartex" xmlns:cx1="http://schemas.microsoft.com/office/drawing/2015/9/8/chartex" xmlns:cx2="http://schemas.microsoft.com/office/drawing/2015/10/21/chartex" xmlns:cx3="http://schemas.microsoft.com/office/drawing/2016/5/9/chartex" xmlns:cx4="http://schemas.microsoft.com/office/drawing/2016/5/10/chartex" xmlns:cx5="http://schemas.microsoft.com/office/drawing/2016/5/11/chartex" xmlns:cx6="http://schemas.microsoft.com/office/drawing/2016/5/12/chartex" xmlns:cx7="http://schemas.microsoft.com/office/drawing/2016/5/13/chartex" xmlns:cx8="http://schemas.microsoft.com/office/drawing/2016/5/14/chartex" xmlns:mc="http://schemas.openxmlformats.org/markup-compatibility/2006" xmlns:aink="http://schemas.microsoft.com/office/drawing/2016/ink" xmlns:am3d="http://schemas.microsoft.com/office/drawing/2017/model3d" xmlns:o="urn:schemas-microsoft-com:office:office" xmlns:oel="http://schemas.microsoft.com/office/2019/extlst" xmlns:r="http://schemas.openxmlformats.org/officeDocument/2006/relationships" xmlns:m="http://schemas.openxmlformats.org/officeDocument/2006/math" xmlns:v="urn:schemas-microsoft-com:vml" xmlns:wp14="http://schemas.microsoft.com/office/word/2010/wordprocessingDrawing" xmlns:wp="http://schemas.openxmlformats.org/drawingml/2006/wordprocessingDrawing" xmlns:w10="urn:schemas-microsoft-com:office:word" xmlns:w="http://schemas.openxmlformats.org/wordprocessingml/2006/main" xmlns:w14="http://schemas.microsoft.com/office/word/2010/wordml" xmlns:w15="http://schemas.microsoft.com/office/word/2012/wordml" xmlns:w16cex="http://schemas.microsoft.com/office/word/2018/wordml/cex" xmlns:w16cid="http://schemas.microsoft.com/office/word/2016/wordml/cid" xmlns:w16="http://schemas.microsoft.com/office/word/2018/wordml" xmlns:w16du="http://schemas.microsoft.com/office/word/2023/wordml/word16du" xmlns:w16sdtdh="http://schemas.microsoft.com/office/word/2020/wordml/sdtdatahash" xmlns:w16sdtfl="http://schemas.microsoft.com/office/word/2024/wordml/sdtformatlock" xmlns:w16se="http://schemas.microsoft.com/office/word/2015/wordml/symex" xmlns:wpg="http://schemas.microsoft.com/office/word/2010/wordprocessingGroup" xmlns:wpi="http://schemas.microsoft.com/office/word/2010/wordprocessingInk" xmlns:wne="http://schemas.microsoft.com/office/word/2006/wordml" xmlns:wps="http://schemas.microsoft.com/office/word/2010/wordprocessingShape" mc:Ignorable="w14 w15 w16se w16cid w16 w16cex w16sdtdh w16sdtfl w16du wp14">
+  <w:comment w:id="1" w:author="david vicente moya" w:date="2026-04-10T17:26:00Z" w:initials="DV">
+    <w:p>
+      <w:pPr>
+        <w:pStyle w:val="CommentText"/>
+        <w:jc w:val="left"/>
+      </w:pPr>
+      <w:r>
+        <w:rPr>
+          <w:rStyle w:val="CommentReference"/>
+        </w:rPr>
+        <w:annotationRef/>
+      </w:r>
+      <w:r>
+        <w:t>gcloud beta dataproc clusters create myclusterdavidvm --enable-component-gateway --bucket mybucket_davidvm --region europe-west6 --master-machine-type n1-standard-2 --master-boot-disk-size 300 --num-workers 2 --worker-machine-type n1-standard-2 --worker-boot-disk-size 300 --image-version 2.1-debian11 --properties spark:spark.jars.packages=org.apache.spark:spark-sql-kafka-0-10_2.12:3.3.2 --optional-components JUPYTER,ZOOKEEPER --max-age 14400s --initialization-actions 'gs://goog-dataproc-initialization-actions-us-west1/kafka/kafka.sh' --project project-aa2b2588-ad30-4c07-af3</w:t>
+      </w:r>
+    </w:p>
+  </w:comment>
+</w:comments>
+</file>
+
+<file path=word/commentsExtended.xml><?xml version="1.0" encoding="utf-8"?>
+<w15:commentsEx xmlns:wpc="http://schemas.microsoft.com/office/word/2010/wordprocessingCanvas" xmlns:cx="http://schemas.microsoft.com/office/drawing/2014/chartex" xmlns:cx1="http://schemas.microsoft.com/office/drawing/2015/9/8/chartex" xmlns:cx2="http://schemas.microsoft.com/office/drawing/2015/10/21/chartex" xmlns:cx3="http://schemas.microsoft.com/office/drawing/2016/5/9/chartex" xmlns:cx4="http://schemas.microsoft.com/office/drawing/2016/5/10/chartex" xmlns:cx5="http://schemas.microsoft.com/office/drawing/2016/5/11/chartex" xmlns:cx6="http://schemas.microsoft.com/office/drawing/2016/5/12/chartex" xmlns:cx7="http://schemas.microsoft.com/office/drawing/2016/5/13/chartex" xmlns:cx8="http://schemas.microsoft.com/office/drawing/2016/5/14/chartex" xmlns:mc="http://schemas.openxmlformats.org/markup-compatibility/2006" xmlns:aink="http://schemas.microsoft.com/office/drawing/2016/ink" xmlns:am3d="http://schemas.microsoft.com/office/drawing/2017/model3d" xmlns:o="urn:schemas-microsoft-com:office:office" xmlns:oel="http://schemas.microsoft.com/office/2019/extlst" xmlns:r="http://schemas.openxmlformats.org/officeDocument/2006/relationships" xmlns:m="http://schemas.openxmlformats.org/officeDocument/2006/math" xmlns:v="urn:schemas-microsoft-com:vml" xmlns:wp14="http://schemas.microsoft.com/office/word/2010/wordprocessingDrawing" xmlns:wp="http://schemas.openxmlformats.org/drawingml/2006/wordprocessingDrawing" xmlns:w10="urn:schemas-microsoft-com:office:word" xmlns:w="http://schemas.openxmlformats.org/wordprocessingml/2006/main" xmlns:w14="http://schemas.microsoft.com/office/word/2010/wordml" xmlns:w15="http://schemas.microsoft.com/office/word/2012/wordml" xmlns:w16cex="http://schemas.microsoft.com/office/word/2018/wordml/cex" xmlns:w16cid="http://schemas.microsoft.com/office/word/2016/wordml/cid" xmlns:w16="http://schemas.microsoft.com/office/word/2018/wordml" xmlns:w16du="http://schemas.microsoft.com/office/word/2023/wordml/word16du" xmlns:w16sdtdh="http://schemas.microsoft.com/office/word/2020/wordml/sdtdatahash" xmlns:w16sdtfl="http://schemas.microsoft.com/office/word/2024/wordml/sdtformatlock" xmlns:w16se="http://schemas.microsoft.com/office/word/2015/wordml/symex" xmlns:wpg="http://schemas.microsoft.com/office/word/2010/wordprocessingGroup" xmlns:wpi="http://schemas.microsoft.com/office/word/2010/wordprocessingInk" xmlns:wne="http://schemas.microsoft.com/office/word/2006/wordml" xmlns:wps="http://schemas.microsoft.com/office/word/2010/wordprocessingShape" mc:Ignorable="w14 w15 w16se w16cid w16 w16cex w16sdtdh w16sdtfl w16du wp14">
+  <w15:commentEx w15:paraId="7B6D98E9" w15:done="0"/>
+</w15:commentsEx>
+</file>
+
+<file path=word/commentsExtensible.xml><?xml version="1.0" encoding="utf-8"?>
+<w16cex:commentsExtensible xmlns:wpc="http://schemas.microsoft.com/office/word/2010/wordprocessingCanvas" xmlns:cx="http://schemas.microsoft.com/office/drawing/2014/chartex" xmlns:cx1="http://schemas.microsoft.com/office/drawing/2015/9/8/chartex" xmlns:cx2="http://schemas.microsoft.com/office/drawing/2015/10/21/chartex" xmlns:cx3="http://schemas.microsoft.com/office/drawing/2016/5/9/chartex" xmlns:cx4="http://schemas.microsoft.com/office/drawing/2016/5/10/chartex" xmlns:cx5="http://schemas.microsoft.com/office/drawing/2016/5/11/chartex" xmlns:cx6="http://schemas.microsoft.com/office/drawing/2016/5/12/chartex" xmlns:cx7="http://schemas.microsoft.com/office/drawing/2016/5/13/chartex" xmlns:cx8="http://schemas.microsoft.com/office/drawing/2016/5/14/chartex" xmlns:cr="http://schemas.microsoft.com/office/comments/2020/reactions" xmlns:mc="http://schemas.openxmlformats.org/markup-compatibility/2006" xmlns:aink="http://schemas.microsoft.com/office/drawing/2016/ink" xmlns:am3d="http://schemas.microsoft.com/office/drawing/2017/model3d" xmlns:o="urn:schemas-microsoft-com:office:office" xmlns:oel="http://schemas.microsoft.com/office/2019/extlst" xmlns:r="http://schemas.openxmlformats.org/officeDocument/2006/relationships" xmlns:m="http://schemas.openxmlformats.org/officeDocument/2006/math" xmlns:v="urn:schemas-microsoft-com:vml" xmlns:wp14="http://schemas.microsoft.com/office/word/2010/wordprocessingDrawing" xmlns:wp="http://schemas.openxmlformats.org/drawingml/2006/wordprocessingDrawing" xmlns:w10="urn:schemas-microsoft-com:office:word" xmlns:w="http://schemas.openxmlformats.org/wordprocessingml/2006/main" xmlns:w14="http://schemas.microsoft.com/office/word/2010/wordml" xmlns:w15="http://schemas.microsoft.com/office/word/2012/wordml" xmlns:w16cex="http://schemas.microsoft.com/office/word/2018/wordml/cex" xmlns:w16cid="http://schemas.microsoft.com/office/word/2016/wordml/cid" xmlns:w16="http://schemas.microsoft.com/office/word/2018/wordml" xmlns:w16du="http://schemas.microsoft.com/office/word/2023/wordml/word16du" xmlns:w16sdtdh="http://schemas.microsoft.com/office/word/2020/wordml/sdtdatahash" xmlns:w16sdtfl="http://schemas.microsoft.com/office/word/2024/wordml/sdtformatlock" xmlns:w16se="http://schemas.microsoft.com/office/word/2015/wordml/symex" xmlns:wpg="http://schemas.microsoft.com/office/word/2010/wordprocessingGroup" xmlns:wpi="http://schemas.microsoft.com/office/word/2010/wordprocessingInk" xmlns:wne="http://schemas.microsoft.com/office/word/2006/wordml" xmlns:wps="http://schemas.microsoft.com/office/word/2010/wordprocessingShape" mc:Ignorable="w14 w15 w16se w16cid w16 w16cex w16sdtdh w16sdtfl cr w16du wp14">
+  <w16cex:commentExtensible w16cex:durableId="05F5ED64" w16cex:dateUtc="2026-04-10T15:26:00Z"/>
+</w16cex:commentsExtensible>
+</file>
+
+<file path=word/commentsIds.xml><?xml version="1.0" encoding="utf-8"?>
+<w16cid:commentsIds xmlns:wpc="http://schemas.microsoft.com/office/word/2010/wordprocessingCanvas" xmlns:cx="http://schemas.microsoft.com/office/drawing/2014/chartex" xmlns:cx1="http://schemas.microsoft.com/office/drawing/2015/9/8/chartex" xmlns:cx2="http://schemas.microsoft.com/office/drawing/2015/10/21/chartex" xmlns:cx3="http://schemas.microsoft.com/office/drawing/2016/5/9/chartex" xmlns:cx4="http://schemas.microsoft.com/office/drawing/2016/5/10/chartex" xmlns:cx5="http://schemas.microsoft.com/office/drawing/2016/5/11/chartex" xmlns:cx6="http://schemas.microsoft.com/office/drawing/2016/5/12/chartex" xmlns:cx7="http://schemas.microsoft.com/office/drawing/2016/5/13/chartex" xmlns:cx8="http://schemas.microsoft.com/office/drawing/2016/5/14/chartex" xmlns:mc="http://schemas.openxmlformats.org/markup-compatibility/2006" xmlns:aink="http://schemas.microsoft.com/office/drawing/2016/ink" xmlns:am3d="http://schemas.microsoft.com/office/drawing/2017/model3d" xmlns:o="urn:schemas-microsoft-com:office:office" xmlns:oel="http://schemas.microsoft.com/office/2019/extlst" xmlns:r="http://schemas.openxmlformats.org/officeDocument/2006/relationships" xmlns:m="http://schemas.openxmlformats.org/officeDocument/2006/math" xmlns:v="urn:schemas-microsoft-com:vml" xmlns:wp14="http://schemas.microsoft.com/office/word/2010/wordprocessingDrawing" xmlns:wp="http://schemas.openxmlformats.org/drawingml/2006/wordprocessingDrawing" xmlns:w10="urn:schemas-microsoft-com:office:word" xmlns:w="http://schemas.openxmlformats.org/wordprocessingml/2006/main" xmlns:w14="http://schemas.microsoft.com/office/word/2010/wordml" xmlns:w15="http://schemas.microsoft.com/office/word/2012/wordml" xmlns:w16cex="http://schemas.microsoft.com/office/word/2018/wordml/cex" xmlns:w16cid="http://schemas.microsoft.com/office/word/2016/wordml/cid" xmlns:w16="http://schemas.microsoft.com/office/word/2018/wordml" xmlns:w16du="http://schemas.microsoft.com/office/word/2023/wordml/word16du" xmlns:w16sdtdh="http://schemas.microsoft.com/office/word/2020/wordml/sdtdatahash" xmlns:w16sdtfl="http://schemas.microsoft.com/office/word/2024/wordml/sdtformatlock" xmlns:w16se="http://schemas.microsoft.com/office/word/2015/wordml/symex" xmlns:wpg="http://schemas.microsoft.com/office/word/2010/wordprocessingGroup" xmlns:wpi="http://schemas.microsoft.com/office/word/2010/wordprocessingInk" xmlns:wne="http://schemas.microsoft.com/office/word/2006/wordml" xmlns:wps="http://schemas.microsoft.com/office/word/2010/wordprocessingShape" mc:Ignorable="w14 w15 w16se w16cid w16 w16cex w16sdtdh w16sdtfl w16du wp14">
+  <w16cid:commentId w16cid:paraId="7B6D98E9" w16cid:durableId="05F5ED64"/>
+</w16cid:commentsIds>
 </file>
 
 <file path=word/endnotes.xml><?xml version="1.0" encoding="utf-8"?>
@@ -6402,7 +6013,7 @@
               <v:stroke joinstyle="miter"/>
               <v:path gradientshapeok="t" o:connecttype="rect"/>
             </v:shapetype>
-            <v:shape id="Cuadro de texto 25" o:spid="_x0000_s1041" type="#_x0000_t202" style="position:absolute;left:0;text-align:left;margin-left:-178.7pt;margin-top:729.45pt;width:198.3pt;height:25.4pt;rotation:-90;z-index:251660288;visibility:visible;mso-wrap-style:square;mso-width-percent:0;mso-height-percent:0;mso-wrap-distance-left:9pt;mso-wrap-distance-top:0;mso-wrap-distance-right:9pt;mso-wrap-distance-bottom:0;mso-position-horizontal:absolute;mso-position-horizontal-relative:text;mso-position-vertical:absolute;mso-position-vertical-relative:page;mso-width-percent:0;mso-height-percent:0;mso-width-relative:margin;mso-height-relative:margin;v-text-anchor:bottom" o:gfxdata="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" filled="f" stroked="f" strokeweight=".5pt">
+            <v:shape id="Cuadro de texto 25" o:spid="_x0000_s1041" type="#_x0000_t202" style="position:absolute;left:0;text-align:left;margin-left:-178.7pt;margin-top:729.45pt;width:198.3pt;height:25.4pt;rotation:-90;z-index:251660288;visibility:visible;mso-wrap-style:square;mso-width-percent:0;mso-height-percent:0;mso-wrap-distance-left:9pt;mso-wrap-distance-top:0;mso-wrap-distance-right:9pt;mso-wrap-distance-bottom:0;mso-position-horizontal:absolute;mso-position-horizontal-relative:text;mso-position-vertical:absolute;mso-position-vertical-relative:page;mso-width-percent:0;mso-height-percent:0;mso-width-relative:margin;mso-height-relative:margin;v-text-anchor:bottom" o:gfxdata="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" filled="f" stroked="f" strokeweight=".5pt">
               <v:textbox inset="0,0,0,0">
                 <w:txbxContent>
                   <w:p>
@@ -6709,7 +6320,7 @@
         </w:tcPr>
         <w:p>
           <w:pPr>
-            <w:pStyle w:val="Encabezado"/>
+            <w:pStyle w:val="Header"/>
             <w:jc w:val="center"/>
             <w:rPr>
               <w:rFonts w:cs="UnitOT-Medi"/>
@@ -6735,7 +6346,7 @@
         </w:tcPr>
         <w:p>
           <w:pPr>
-            <w:pStyle w:val="Encabezado"/>
+            <w:pStyle w:val="Header"/>
             <w:jc w:val="center"/>
             <w:rPr>
               <w:rFonts w:cs="UnitOT-Medi"/>
@@ -6761,7 +6372,7 @@
         </w:tcPr>
         <w:p>
           <w:pPr>
-            <w:pStyle w:val="Encabezado"/>
+            <w:pStyle w:val="Header"/>
             <w:jc w:val="center"/>
             <w:rPr>
               <w:rFonts w:cs="UnitOT-Medi"/>
@@ -6812,7 +6423,7 @@
         </w:tcPr>
         <w:p>
           <w:pPr>
-            <w:pStyle w:val="Encabezado"/>
+            <w:pStyle w:val="Header"/>
             <w:rPr>
               <w:sz w:val="22"/>
               <w:szCs w:val="22"/>
@@ -6834,7 +6445,7 @@
         </w:tcPr>
         <w:p>
           <w:pPr>
-            <w:pStyle w:val="Encabezado"/>
+            <w:pStyle w:val="Header"/>
             <w:jc w:val="center"/>
             <w:rPr>
               <w:rFonts w:asciiTheme="minorHAnsi" w:hAnsiTheme="minorHAnsi"/>
@@ -6854,7 +6465,7 @@
         </w:tcPr>
         <w:p>
           <w:pPr>
-            <w:pStyle w:val="Encabezado"/>
+            <w:pStyle w:val="Header"/>
           </w:pPr>
         </w:p>
       </w:tc>
@@ -6864,7 +6475,7 @@
         </w:tcPr>
         <w:p>
           <w:pPr>
-            <w:pStyle w:val="Encabezado"/>
+            <w:pStyle w:val="Header"/>
             <w:rPr>
               <w:sz w:val="22"/>
               <w:szCs w:val="22"/>
@@ -6886,7 +6497,7 @@
         </w:tcPr>
         <w:p>
           <w:pPr>
-            <w:pStyle w:val="Encabezado"/>
+            <w:pStyle w:val="Header"/>
           </w:pPr>
         </w:p>
       </w:tc>
@@ -6894,7 +6505,7 @@
   </w:tbl>
   <w:p>
     <w:pPr>
-      <w:pStyle w:val="Encabezado"/>
+      <w:pStyle w:val="Header"/>
     </w:pPr>
   </w:p>
 </w:hdr>
@@ -9382,6 +8993,14 @@
   </w:num>
   <w:numIdMacAtCleanup w:val="7"/>
 </w:numbering>
+</file>
+
+<file path=word/people.xml><?xml version="1.0" encoding="utf-8"?>
+<w15:people xmlns:wpc="http://schemas.microsoft.com/office/word/2010/wordprocessingCanvas" xmlns:cx="http://schemas.microsoft.com/office/drawing/2014/chartex" xmlns:cx1="http://schemas.microsoft.com/office/drawing/2015/9/8/chartex" xmlns:cx2="http://schemas.microsoft.com/office/drawing/2015/10/21/chartex" xmlns:cx3="http://schemas.microsoft.com/office/drawing/2016/5/9/chartex" xmlns:cx4="http://schemas.microsoft.com/office/drawing/2016/5/10/chartex" xmlns:cx5="http://schemas.microsoft.com/office/drawing/2016/5/11/chartex" xmlns:cx6="http://schemas.microsoft.com/office/drawing/2016/5/12/chartex" xmlns:cx7="http://schemas.microsoft.com/office/drawing/2016/5/13/chartex" xmlns:cx8="http://schemas.microsoft.com/office/drawing/2016/5/14/chartex" xmlns:mc="http://schemas.openxmlformats.org/markup-compatibility/2006" xmlns:aink="http://schemas.microsoft.com/office/drawing/2016/ink" xmlns:am3d="http://schemas.microsoft.com/office/drawing/2017/model3d" xmlns:o="urn:schemas-microsoft-com:office:office" xmlns:oel="http://schemas.microsoft.com/office/2019/extlst" xmlns:r="http://schemas.openxmlformats.org/officeDocument/2006/relationships" xmlns:m="http://schemas.openxmlformats.org/officeDocument/2006/math" xmlns:v="urn:schemas-microsoft-com:vml" xmlns:wp14="http://schemas.microsoft.com/office/word/2010/wordprocessingDrawing" xmlns:wp="http://schemas.openxmlformats.org/drawingml/2006/wordprocessingDrawing" xmlns:w10="urn:schemas-microsoft-com:office:word" xmlns:w="http://schemas.openxmlformats.org/wordprocessingml/2006/main" xmlns:w14="http://schemas.microsoft.com/office/word/2010/wordml" xmlns:w15="http://schemas.microsoft.com/office/word/2012/wordml" xmlns:w16cex="http://schemas.microsoft.com/office/word/2018/wordml/cex" xmlns:w16cid="http://schemas.microsoft.com/office/word/2016/wordml/cid" xmlns:w16="http://schemas.microsoft.com/office/word/2018/wordml" xmlns:w16du="http://schemas.microsoft.com/office/word/2023/wordml/word16du" xmlns:w16sdtdh="http://schemas.microsoft.com/office/word/2020/wordml/sdtdatahash" xmlns:w16sdtfl="http://schemas.microsoft.com/office/word/2024/wordml/sdtformatlock" xmlns:w16se="http://schemas.microsoft.com/office/word/2015/wordml/symex" xmlns:wpg="http://schemas.microsoft.com/office/word/2010/wordprocessingGroup" xmlns:wpi="http://schemas.microsoft.com/office/word/2010/wordprocessingInk" xmlns:wne="http://schemas.microsoft.com/office/word/2006/wordml" xmlns:wps="http://schemas.microsoft.com/office/word/2010/wordprocessingShape" mc:Ignorable="w14 w15 w16se w16cid w16 w16cex w16sdtdh w16sdtfl w16du wp14">
+  <w15:person w15:author="david vicente moya">
+    <w15:presenceInfo w15:providerId="AD" w15:userId="S::david.vicentemo5691@comunidadunir.net::8c8cca9f-44b7-441e-a877-75ae3fbbe6eb"/>
+  </w15:person>
+</w15:people>
 </file>
 
 <file path=word/styles.xml><?xml version="1.0" encoding="utf-8"?>
@@ -9795,10 +9414,10 @@
       <w:lang w:eastAsia="es-ES"/>
     </w:rPr>
   </w:style>
-  <w:style w:type="paragraph" w:styleId="Ttulo1">
+  <w:style w:type="paragraph" w:styleId="Heading1">
     <w:name w:val="heading 1"/>
     <w:next w:val="Normal"/>
-    <w:link w:val="Ttulo1Car"/>
+    <w:link w:val="Heading1Char"/>
     <w:uiPriority w:val="99"/>
     <w:semiHidden/>
     <w:rsid w:val="00507E5B"/>
@@ -9815,11 +9434,11 @@
       <w:lang w:eastAsia="es-ES"/>
     </w:rPr>
   </w:style>
-  <w:style w:type="paragraph" w:styleId="Ttulo2">
+  <w:style w:type="paragraph" w:styleId="Heading2">
     <w:name w:val="heading 2"/>
     <w:basedOn w:val="Normal"/>
     <w:next w:val="Normal"/>
-    <w:link w:val="Ttulo2Car"/>
+    <w:link w:val="Heading2Char"/>
     <w:uiPriority w:val="99"/>
     <w:semiHidden/>
     <w:rsid w:val="00507E5B"/>
@@ -9836,13 +9455,13 @@
       <w:szCs w:val="26"/>
     </w:rPr>
   </w:style>
-  <w:style w:type="character" w:default="1" w:styleId="Fuentedeprrafopredeter">
+  <w:style w:type="character" w:default="1" w:styleId="DefaultParagraphFont">
     <w:name w:val="Default Paragraph Font"/>
     <w:uiPriority w:val="1"/>
     <w:semiHidden/>
     <w:unhideWhenUsed/>
   </w:style>
-  <w:style w:type="table" w:default="1" w:styleId="Tablanormal">
+  <w:style w:type="table" w:default="1" w:styleId="TableNormal">
     <w:name w:val="Normal Table"/>
     <w:uiPriority w:val="99"/>
     <w:semiHidden/>
@@ -9857,7 +9476,7 @@
       </w:tblCellMar>
     </w:tblPr>
   </w:style>
-  <w:style w:type="numbering" w:default="1" w:styleId="Sinlista">
+  <w:style w:type="numbering" w:default="1" w:styleId="NoList">
     <w:name w:val="No List"/>
     <w:uiPriority w:val="99"/>
     <w:semiHidden/>
@@ -9931,9 +9550,9 @@
       <w:spacing w:line="240" w:lineRule="auto"/>
     </w:pPr>
   </w:style>
-  <w:style w:type="character" w:styleId="Hipervnculo">
+  <w:style w:type="character" w:styleId="Hyperlink">
     <w:name w:val="Hyperlink"/>
-    <w:basedOn w:val="Fuentedeprrafopredeter"/>
+    <w:basedOn w:val="DefaultParagraphFont"/>
     <w:uiPriority w:val="99"/>
     <w:unhideWhenUsed/>
     <w:rsid w:val="0058112D"/>
@@ -9957,7 +9576,7 @@
   </w:style>
   <w:style w:type="numbering" w:customStyle="1" w:styleId="VietasUNIR">
     <w:name w:val="ViñetasUNIR"/>
-    <w:basedOn w:val="Sinlista"/>
+    <w:basedOn w:val="NoList"/>
     <w:uiPriority w:val="99"/>
     <w:rsid w:val="00260B21"/>
     <w:pPr>
@@ -9986,10 +9605,10 @@
       <w:szCs w:val="18"/>
     </w:rPr>
   </w:style>
-  <w:style w:type="character" w:customStyle="1" w:styleId="Ttulo1Car">
-    <w:name w:val="Título 1 Car"/>
-    <w:basedOn w:val="Fuentedeprrafopredeter"/>
-    <w:link w:val="Ttulo1"/>
+  <w:style w:type="character" w:customStyle="1" w:styleId="Heading1Char">
+    <w:name w:val="Heading 1 Char"/>
+    <w:basedOn w:val="DefaultParagraphFont"/>
+    <w:link w:val="Heading1"/>
     <w:uiPriority w:val="99"/>
     <w:semiHidden/>
     <w:rsid w:val="00D511BC"/>
@@ -10000,7 +9619,7 @@
       <w:lang w:eastAsia="es-ES"/>
     </w:rPr>
   </w:style>
-  <w:style w:type="paragraph" w:styleId="Prrafodelista">
+  <w:style w:type="paragraph" w:styleId="ListParagraph">
     <w:name w:val="List Paragraph"/>
     <w:basedOn w:val="Normal"/>
     <w:uiPriority w:val="34"/>
@@ -10011,10 +9630,10 @@
       <w:contextualSpacing/>
     </w:pPr>
   </w:style>
-  <w:style w:type="character" w:customStyle="1" w:styleId="Ttulo2Car">
-    <w:name w:val="Título 2 Car"/>
-    <w:basedOn w:val="Fuentedeprrafopredeter"/>
-    <w:link w:val="Ttulo2"/>
+  <w:style w:type="character" w:customStyle="1" w:styleId="Heading2Char">
+    <w:name w:val="Heading 2 Char"/>
+    <w:basedOn w:val="DefaultParagraphFont"/>
+    <w:link w:val="Heading2"/>
     <w:uiPriority w:val="99"/>
     <w:semiHidden/>
     <w:rsid w:val="00D511BC"/>
@@ -10042,7 +9661,7 @@
       <w:szCs w:val="22"/>
     </w:rPr>
   </w:style>
-  <w:style w:type="paragraph" w:styleId="Descripcin">
+  <w:style w:type="paragraph" w:styleId="Caption">
     <w:name w:val="caption"/>
     <w:basedOn w:val="Normal"/>
     <w:next w:val="Normal"/>
@@ -10062,9 +9681,9 @@
       <w:szCs w:val="18"/>
     </w:rPr>
   </w:style>
-  <w:style w:type="table" w:styleId="Tablaconcuadrcula">
+  <w:style w:type="table" w:styleId="TableGrid">
     <w:name w:val="Table Grid"/>
-    <w:basedOn w:val="Tablanormal"/>
+    <w:basedOn w:val="TableNormal"/>
     <w:rsid w:val="007E4840"/>
     <w:pPr>
       <w:spacing w:after="0" w:line="240" w:lineRule="auto"/>
@@ -10262,7 +9881,7 @@
       <w:szCs w:val="22"/>
     </w:rPr>
   </w:style>
-  <w:style w:type="paragraph" w:styleId="TDC1">
+  <w:style w:type="paragraph" w:styleId="TOC1">
     <w:name w:val="toc 1"/>
     <w:basedOn w:val="Normal"/>
     <w:next w:val="Normal"/>
@@ -10283,7 +9902,7 @@
       <w:color w:val="008FBE"/>
     </w:rPr>
   </w:style>
-  <w:style w:type="paragraph" w:styleId="TDC2">
+  <w:style w:type="paragraph" w:styleId="TOC2">
     <w:name w:val="toc 2"/>
     <w:basedOn w:val="Normal"/>
     <w:next w:val="Normal"/>
@@ -10350,7 +9969,7 @@
   </w:style>
   <w:style w:type="table" w:customStyle="1" w:styleId="TablaUNIR2">
     <w:name w:val="TablaUNIR_2"/>
-    <w:basedOn w:val="Tablanormal"/>
+    <w:basedOn w:val="TableNormal"/>
     <w:uiPriority w:val="99"/>
     <w:rsid w:val="007E4840"/>
     <w:pPr>
@@ -10413,7 +10032,7 @@
   </w:style>
   <w:style w:type="table" w:customStyle="1" w:styleId="TablaUNIR3">
     <w:name w:val="TablaUNIR_3"/>
-    <w:basedOn w:val="Tablanormal"/>
+    <w:basedOn w:val="TableNormal"/>
     <w:uiPriority w:val="99"/>
     <w:rsid w:val="001E737A"/>
     <w:pPr>
@@ -10464,7 +10083,7 @@
   </w:style>
   <w:style w:type="table" w:customStyle="1" w:styleId="TablaUNIR4">
     <w:name w:val="TablaUNIR_4"/>
-    <w:basedOn w:val="Tablanormal"/>
+    <w:basedOn w:val="TableNormal"/>
     <w:uiPriority w:val="99"/>
     <w:rsid w:val="001E737A"/>
     <w:pPr>
@@ -10534,7 +10153,7 @@
   </w:style>
   <w:style w:type="table" w:customStyle="1" w:styleId="TablaejemplosUNIR">
     <w:name w:val="Tabla ejemplos UNIR"/>
-    <w:basedOn w:val="Tablanormal"/>
+    <w:basedOn w:val="TableNormal"/>
     <w:uiPriority w:val="99"/>
     <w:rsid w:val="001E737A"/>
     <w:pPr>
@@ -10565,10 +10184,10 @@
       </w:numPr>
     </w:pPr>
   </w:style>
-  <w:style w:type="paragraph" w:styleId="Encabezado">
+  <w:style w:type="paragraph" w:styleId="Header">
     <w:name w:val="header"/>
     <w:basedOn w:val="Normal"/>
-    <w:link w:val="EncabezadoCar"/>
+    <w:link w:val="HeaderChar"/>
     <w:uiPriority w:val="99"/>
     <w:qFormat/>
     <w:rsid w:val="00D30434"/>
@@ -10580,10 +10199,10 @@
       <w:spacing w:line="240" w:lineRule="auto"/>
     </w:pPr>
   </w:style>
-  <w:style w:type="character" w:customStyle="1" w:styleId="EncabezadoCar">
-    <w:name w:val="Encabezado Car"/>
-    <w:basedOn w:val="Fuentedeprrafopredeter"/>
-    <w:link w:val="Encabezado"/>
+  <w:style w:type="character" w:customStyle="1" w:styleId="HeaderChar">
+    <w:name w:val="Header Char"/>
+    <w:basedOn w:val="DefaultParagraphFont"/>
+    <w:link w:val="Header"/>
     <w:uiPriority w:val="99"/>
     <w:rsid w:val="00D30434"/>
     <w:rPr>
@@ -10593,10 +10212,10 @@
       <w:lang w:eastAsia="es-ES"/>
     </w:rPr>
   </w:style>
-  <w:style w:type="paragraph" w:styleId="Piedepgina">
+  <w:style w:type="paragraph" w:styleId="Footer">
     <w:name w:val="footer"/>
     <w:basedOn w:val="Normal"/>
-    <w:link w:val="PiedepginaCar"/>
+    <w:link w:val="FooterChar"/>
     <w:uiPriority w:val="24"/>
     <w:unhideWhenUsed/>
     <w:qFormat/>
@@ -10609,10 +10228,10 @@
       <w:spacing w:line="240" w:lineRule="auto"/>
     </w:pPr>
   </w:style>
-  <w:style w:type="character" w:customStyle="1" w:styleId="PiedepginaCar">
-    <w:name w:val="Pie de página Car"/>
-    <w:basedOn w:val="Fuentedeprrafopredeter"/>
-    <w:link w:val="Piedepgina"/>
+  <w:style w:type="character" w:customStyle="1" w:styleId="FooterChar">
+    <w:name w:val="Footer Char"/>
+    <w:basedOn w:val="DefaultParagraphFont"/>
+    <w:link w:val="Footer"/>
     <w:uiPriority w:val="24"/>
     <w:rsid w:val="00E7167D"/>
     <w:rPr>
@@ -10623,10 +10242,10 @@
       <w:lang w:eastAsia="es-ES"/>
     </w:rPr>
   </w:style>
-  <w:style w:type="paragraph" w:styleId="Textodeglobo">
+  <w:style w:type="paragraph" w:styleId="BalloonText">
     <w:name w:val="Balloon Text"/>
     <w:basedOn w:val="Normal"/>
-    <w:link w:val="TextodegloboCar"/>
+    <w:link w:val="BalloonTextChar"/>
     <w:uiPriority w:val="99"/>
     <w:semiHidden/>
     <w:unhideWhenUsed/>
@@ -10640,10 +10259,10 @@
       <w:szCs w:val="18"/>
     </w:rPr>
   </w:style>
-  <w:style w:type="character" w:customStyle="1" w:styleId="TextodegloboCar">
-    <w:name w:val="Texto de globo Car"/>
-    <w:basedOn w:val="Fuentedeprrafopredeter"/>
-    <w:link w:val="Textodeglobo"/>
+  <w:style w:type="character" w:customStyle="1" w:styleId="BalloonTextChar">
+    <w:name w:val="Balloon Text Char"/>
+    <w:basedOn w:val="DefaultParagraphFont"/>
+    <w:link w:val="BalloonText"/>
     <w:uiPriority w:val="99"/>
     <w:semiHidden/>
     <w:rsid w:val="00C446B8"/>
@@ -10657,7 +10276,7 @@
   </w:style>
   <w:style w:type="table" w:customStyle="1" w:styleId="UNIR">
     <w:name w:val="UNIR"/>
-    <w:basedOn w:val="Tablanormal"/>
+    <w:basedOn w:val="TableNormal"/>
     <w:uiPriority w:val="99"/>
     <w:rsid w:val="007E4840"/>
     <w:pPr>
@@ -10679,10 +10298,10 @@
       </w:tblBorders>
     </w:tblPr>
   </w:style>
-  <w:style w:type="paragraph" w:styleId="Textocomentario">
+  <w:style w:type="paragraph" w:styleId="CommentText">
     <w:name w:val="annotation text"/>
     <w:basedOn w:val="Normal"/>
-    <w:link w:val="TextocomentarioCar"/>
+    <w:link w:val="CommentTextChar"/>
     <w:uiPriority w:val="99"/>
     <w:unhideWhenUsed/>
     <w:rsid w:val="009400C5"/>
@@ -10694,10 +10313,10 @@
       <w:szCs w:val="20"/>
     </w:rPr>
   </w:style>
-  <w:style w:type="character" w:customStyle="1" w:styleId="TextocomentarioCar">
-    <w:name w:val="Texto comentario Car"/>
-    <w:basedOn w:val="Fuentedeprrafopredeter"/>
-    <w:link w:val="Textocomentario"/>
+  <w:style w:type="character" w:customStyle="1" w:styleId="CommentTextChar">
+    <w:name w:val="Comment Text Char"/>
+    <w:basedOn w:val="DefaultParagraphFont"/>
+    <w:link w:val="CommentText"/>
     <w:uiPriority w:val="99"/>
     <w:rsid w:val="009400C5"/>
     <w:rPr>
@@ -10710,7 +10329,7 @@
   </w:style>
   <w:style w:type="table" w:customStyle="1" w:styleId="TablaUNIR30">
     <w:name w:val="Tabla UNIR 3"/>
-    <w:basedOn w:val="Tablanormal"/>
+    <w:basedOn w:val="TableNormal"/>
     <w:uiPriority w:val="99"/>
     <w:rsid w:val="00472B27"/>
     <w:pPr>
@@ -10786,7 +10405,7 @@
   </w:style>
   <w:style w:type="table" w:customStyle="1" w:styleId="Tabladecuadrcula5oscura-nfasis51">
     <w:name w:val="Tabla de cuadrícula 5 oscura - Énfasis 51"/>
-    <w:basedOn w:val="Tablanormal"/>
+    <w:basedOn w:val="TableNormal"/>
     <w:uiPriority w:val="50"/>
     <w:rsid w:val="00592AE8"/>
     <w:pPr>
@@ -10890,9 +10509,9 @@
       </w:tcPr>
     </w:tblStylePr>
   </w:style>
-  <w:style w:type="character" w:styleId="Refdecomentario">
+  <w:style w:type="character" w:styleId="CommentReference">
     <w:name w:val="annotation reference"/>
-    <w:basedOn w:val="Fuentedeprrafopredeter"/>
+    <w:basedOn w:val="DefaultParagraphFont"/>
     <w:uiPriority w:val="99"/>
     <w:semiHidden/>
     <w:unhideWhenUsed/>
@@ -10902,11 +10521,11 @@
       <w:szCs w:val="16"/>
     </w:rPr>
   </w:style>
-  <w:style w:type="paragraph" w:styleId="Asuntodelcomentario">
+  <w:style w:type="paragraph" w:styleId="CommentSubject">
     <w:name w:val="annotation subject"/>
-    <w:basedOn w:val="Textocomentario"/>
-    <w:next w:val="Textocomentario"/>
-    <w:link w:val="AsuntodelcomentarioCar"/>
+    <w:basedOn w:val="CommentText"/>
+    <w:next w:val="CommentText"/>
+    <w:link w:val="CommentSubjectChar"/>
     <w:uiPriority w:val="99"/>
     <w:semiHidden/>
     <w:unhideWhenUsed/>
@@ -10916,10 +10535,10 @@
       <w:bCs/>
     </w:rPr>
   </w:style>
-  <w:style w:type="character" w:customStyle="1" w:styleId="AsuntodelcomentarioCar">
-    <w:name w:val="Asunto del comentario Car"/>
-    <w:basedOn w:val="TextocomentarioCar"/>
-    <w:link w:val="Asuntodelcomentario"/>
+  <w:style w:type="character" w:customStyle="1" w:styleId="CommentSubjectChar">
+    <w:name w:val="Comment Subject Char"/>
+    <w:basedOn w:val="CommentTextChar"/>
+    <w:link w:val="CommentSubject"/>
     <w:uiPriority w:val="99"/>
     <w:semiHidden/>
     <w:rsid w:val="00A16D37"/>
@@ -10944,7 +10563,7 @@
       <w:szCs w:val="18"/>
     </w:rPr>
   </w:style>
-  <w:style w:type="paragraph" w:styleId="Revisin">
+  <w:style w:type="paragraph" w:styleId="Revision">
     <w:name w:val="Revision"/>
     <w:hidden/>
     <w:uiPriority w:val="99"/>
@@ -10961,10 +10580,10 @@
       <w:lang w:eastAsia="es-ES"/>
     </w:rPr>
   </w:style>
-  <w:style w:type="paragraph" w:styleId="Textonotapie">
+  <w:style w:type="paragraph" w:styleId="FootnoteText">
     <w:name w:val="footnote text"/>
     <w:basedOn w:val="Normal"/>
-    <w:link w:val="TextonotapieCar"/>
+    <w:link w:val="FootnoteTextChar"/>
     <w:uiPriority w:val="99"/>
     <w:semiHidden/>
     <w:rsid w:val="00893AC1"/>
@@ -10976,10 +10595,10 @@
       <w:szCs w:val="20"/>
     </w:rPr>
   </w:style>
-  <w:style w:type="character" w:customStyle="1" w:styleId="TextonotapieCar">
-    <w:name w:val="Texto nota pie Car"/>
-    <w:basedOn w:val="Fuentedeprrafopredeter"/>
-    <w:link w:val="Textonotapie"/>
+  <w:style w:type="character" w:customStyle="1" w:styleId="FootnoteTextChar">
+    <w:name w:val="Footnote Text Char"/>
+    <w:basedOn w:val="DefaultParagraphFont"/>
+    <w:link w:val="FootnoteText"/>
     <w:uiPriority w:val="99"/>
     <w:semiHidden/>
     <w:rsid w:val="00893AC1"/>
@@ -10991,9 +10610,9 @@
       <w:lang w:eastAsia="es-ES"/>
     </w:rPr>
   </w:style>
-  <w:style w:type="character" w:styleId="Refdenotaalpie">
+  <w:style w:type="character" w:styleId="FootnoteReference">
     <w:name w:val="footnote reference"/>
-    <w:basedOn w:val="Fuentedeprrafopredeter"/>
+    <w:basedOn w:val="DefaultParagraphFont"/>
     <w:uiPriority w:val="99"/>
     <w:semiHidden/>
     <w:unhideWhenUsed/>
